--- a/Лабораторные работы/64/2/2.docx
+++ b/Лабораторные работы/64/2/2.docx
@@ -1698,13 +1698,7 @@
         <w:t xml:space="preserve"> </w:t>
       </w:r>
       <w:r>
-        <w:t>построим проекции (см. рис. 4)</w:t>
-      </w:r>
-      <w:r>
-        <w:t xml:space="preserve">. </w:t>
-      </w:r>
-      <w:r>
-        <w:t xml:space="preserve">Вектор </w:t>
+        <w:t xml:space="preserve">построим проекции (см. рис. 4). Вектор </w:t>
       </w:r>
       <w:r>
         <w:rPr>
@@ -1744,19 +1738,7 @@
         <w:t>p</w:t>
       </w:r>
       <w:r>
-        <w:t xml:space="preserve"> — </w:t>
-      </w:r>
-      <w:r>
-        <w:t>это</w:t>
-      </w:r>
-      <w:r>
-        <w:t xml:space="preserve"> проекция</w:t>
-      </w:r>
-      <w:r>
-        <w:t xml:space="preserve"> вектора</w:t>
-      </w:r>
-      <w:r>
-        <w:t xml:space="preserve"> </w:t>
+        <w:t xml:space="preserve"> — это проекция вектора </w:t>
       </w:r>
       <w:r>
         <w:rPr>
@@ -1826,13 +1808,7 @@
         <w:t>q</w:t>
       </w:r>
       <w:r>
-        <w:t>′, где p′ —проекция</w:t>
-      </w:r>
-      <w:r>
-        <w:t xml:space="preserve"> вектора</w:t>
-      </w:r>
-      <w:r>
-        <w:t xml:space="preserve"> </w:t>
+        <w:t xml:space="preserve">′, где p′ —проекция вектора </w:t>
       </w:r>
       <w:r>
         <w:rPr>
@@ -1880,16 +1856,7 @@
         <w:jc w:val="both"/>
       </w:pPr>
       <w:r>
-        <w:t>Р</w:t>
-      </w:r>
-      <w:r>
-        <w:t>ис</w:t>
-      </w:r>
-      <w:r>
-        <w:t>. 4</w:t>
-      </w:r>
-      <w:r>
-        <w:t xml:space="preserve"> поясняет взаимосвязь между </w:t>
+        <w:t xml:space="preserve">Рис. 4 поясняет взаимосвязь между </w:t>
       </w:r>
       <w:r>
         <w:rPr>
@@ -1993,10 +1960,10 @@
             <v:path o:extrusionok="f" gradientshapeok="t" o:connecttype="rect"/>
             <o:lock v:ext="edit" aspectratio="t"/>
           </v:shapetype>
-          <v:shape id="_x0000_i1038" type="#_x0000_t75" style="width:211.85pt;height:87pt" o:ole="">
+          <v:shape id="_x0000_i1025" type="#_x0000_t75" style="width:211.85pt;height:87pt" o:ole="">
             <v:imagedata r:id="rId12" o:title=""/>
           </v:shape>
-          <o:OLEObject Type="Embed" ProgID="Equation.DSMT4" ShapeID="_x0000_i1038" DrawAspect="Content" ObjectID="_1835722190" r:id="rId13"/>
+          <o:OLEObject Type="Embed" ProgID="Equation.DSMT4" ShapeID="_x0000_i1025" DrawAspect="Content" ObjectID="_1837063463" r:id="rId13"/>
         </w:object>
       </w:r>
       <w:r>
@@ -2038,10 +2005,7 @@
         <w:t>нешним произведением</w:t>
       </w:r>
       <w:r>
-        <w:t xml:space="preserve"> называется операция</w:t>
-      </w:r>
-      <w:r>
-        <w:t>, которая</w:t>
+        <w:t xml:space="preserve"> называется операция, которая</w:t>
       </w:r>
       <w:r>
         <w:t xml:space="preserve"> умножает матрицу </w:t>
@@ -2084,10 +2048,10 @@
           <w:position w:val="-78"/>
         </w:rPr>
         <w:object w:dxaOrig="5780" w:dyaOrig="1700" w14:anchorId="3E282FEA">
-          <v:shape id="_x0000_i1042" type="#_x0000_t75" style="width:288.85pt;height:84.9pt" o:ole="">
+          <v:shape id="_x0000_i1026" type="#_x0000_t75" style="width:288.8pt;height:84.95pt" o:ole="">
             <v:imagedata r:id="rId14" o:title=""/>
           </v:shape>
-          <o:OLEObject Type="Embed" ProgID="Equation.DSMT4" ShapeID="_x0000_i1042" DrawAspect="Content" ObjectID="_1835722191" r:id="rId15"/>
+          <o:OLEObject Type="Embed" ProgID="Equation.DSMT4" ShapeID="_x0000_i1026" DrawAspect="Content" ObjectID="_1837063464" r:id="rId15"/>
         </w:object>
       </w:r>
     </w:p>
@@ -2183,10 +2147,10 @@
           <w:position w:val="-40"/>
         </w:rPr>
         <w:object w:dxaOrig="6680" w:dyaOrig="960" w14:anchorId="57B9516A">
-          <v:shape id="_x0000_i1047" type="#_x0000_t75" style="width:334.2pt;height:47.85pt" o:ole="">
+          <v:shape id="_x0000_i1027" type="#_x0000_t75" style="width:334.35pt;height:47.9pt" o:ole="">
             <v:imagedata r:id="rId16" o:title=""/>
           </v:shape>
-          <o:OLEObject Type="Embed" ProgID="Equation.DSMT4" ShapeID="_x0000_i1047" DrawAspect="Content" ObjectID="_1835722192" r:id="rId17"/>
+          <o:OLEObject Type="Embed" ProgID="Equation.DSMT4" ShapeID="_x0000_i1027" DrawAspect="Content" ObjectID="_1837063465" r:id="rId17"/>
         </w:object>
       </w:r>
     </w:p>
@@ -2213,10 +2177,10 @@
           <w:position w:val="-42"/>
         </w:rPr>
         <w:object w:dxaOrig="2700" w:dyaOrig="980" w14:anchorId="2AC6F83D">
-          <v:shape id="_x0000_i1025" type="#_x0000_t75" style="width:135.25pt;height:49.1pt" o:ole="">
+          <v:shape id="_x0000_i1028" type="#_x0000_t75" style="width:135.2pt;height:49.2pt" o:ole="">
             <v:imagedata r:id="rId18" o:title=""/>
           </v:shape>
-          <o:OLEObject Type="Embed" ProgID="Equation.DSMT4" ShapeID="_x0000_i1025" DrawAspect="Content" ObjectID="_1835722193" r:id="rId19"/>
+          <o:OLEObject Type="Embed" ProgID="Equation.DSMT4" ShapeID="_x0000_i1028" DrawAspect="Content" ObjectID="_1837063466" r:id="rId19"/>
         </w:object>
       </w:r>
       <w:r>
@@ -2329,10 +2293,10 @@
           <w:position w:val="-36"/>
         </w:rPr>
         <w:object w:dxaOrig="460" w:dyaOrig="859" w14:anchorId="01DC044D">
-          <v:shape id="_x0000_i1026" type="#_x0000_t75" style="width:22.9pt;height:43.3pt" o:ole="">
+          <v:shape id="_x0000_i1029" type="#_x0000_t75" style="width:22.8pt;height:43.25pt" o:ole="">
             <v:imagedata r:id="rId20" o:title=""/>
           </v:shape>
-          <o:OLEObject Type="Embed" ProgID="Equation.DSMT4" ShapeID="_x0000_i1026" DrawAspect="Content" ObjectID="_1835722194" r:id="rId21"/>
+          <o:OLEObject Type="Embed" ProgID="Equation.DSMT4" ShapeID="_x0000_i1029" DrawAspect="Content" ObjectID="_1837063467" r:id="rId21"/>
         </w:object>
       </w:r>
       <w:r>
@@ -3006,7 +2970,6 @@
         <w:rPr>
           <w:b/>
           <w:bCs/>
-          <w:lang w:val="en-US"/>
         </w:rPr>
         <w:t>6</w:t>
       </w:r>
@@ -3442,7 +3405,10 @@
         <w:jc w:val="both"/>
       </w:pPr>
       <w:r>
-        <w:t xml:space="preserve">Умножьте матрицы Хаусхолдера, чтобы получить матрицу </w:t>
+        <w:t>Перемножить</w:t>
+      </w:r>
+      <w:r>
+        <w:t xml:space="preserve"> матрицы Хаусхолдера, чтобы получить матрицу </w:t>
       </w:r>
       <w:r>
         <w:rPr>
@@ -3680,10 +3646,10 @@
           <w:position w:val="-56"/>
         </w:rPr>
         <w:object w:dxaOrig="2480" w:dyaOrig="1260" w14:anchorId="7F4119EF">
-          <v:shape id="_x0000_i1028" type="#_x0000_t75" style="width:124pt;height:63.25pt" o:ole="">
+          <v:shape id="_x0000_i1030" type="#_x0000_t75" style="width:124.05pt;height:63.2pt" o:ole="">
             <v:imagedata r:id="rId24" o:title=""/>
           </v:shape>
-          <o:OLEObject Type="Embed" ProgID="Equation.DSMT4" ShapeID="_x0000_i1028" DrawAspect="Content" ObjectID="_1835722195" r:id="rId25"/>
+          <o:OLEObject Type="Embed" ProgID="Equation.DSMT4" ShapeID="_x0000_i1030" DrawAspect="Content" ObjectID="_1837063468" r:id="rId25"/>
         </w:object>
       </w:r>
     </w:p>
@@ -3888,10 +3854,10 @@
           <w:position w:val="-124"/>
         </w:rPr>
         <w:object w:dxaOrig="3519" w:dyaOrig="2620" w14:anchorId="68C58ABA">
-          <v:shape id="_x0000_i1029" type="#_x0000_t75" style="width:176.05pt;height:131.1pt" o:ole="">
+          <v:shape id="_x0000_i1031" type="#_x0000_t75" style="width:176.1pt;height:131.05pt" o:ole="">
             <v:imagedata r:id="rId26" o:title=""/>
           </v:shape>
-          <o:OLEObject Type="Embed" ProgID="Equation.DSMT4" ShapeID="_x0000_i1029" DrawAspect="Content" ObjectID="_1835722196" r:id="rId27"/>
+          <o:OLEObject Type="Embed" ProgID="Equation.DSMT4" ShapeID="_x0000_i1031" DrawAspect="Content" ObjectID="_1837063469" r:id="rId27"/>
         </w:object>
       </w:r>
     </w:p>
@@ -4015,10 +3981,10 @@
           <w:position w:val="-56"/>
         </w:rPr>
         <w:object w:dxaOrig="2140" w:dyaOrig="1260" w14:anchorId="6C11C988">
-          <v:shape id="_x0000_i1030" type="#_x0000_t75" style="width:106.95pt;height:63.25pt" o:ole="">
+          <v:shape id="_x0000_i1032" type="#_x0000_t75" style="width:106.95pt;height:63.2pt" o:ole="">
             <v:imagedata r:id="rId28" o:title=""/>
           </v:shape>
-          <o:OLEObject Type="Embed" ProgID="Equation.DSMT4" ShapeID="_x0000_i1030" DrawAspect="Content" ObjectID="_1835722197" r:id="rId29"/>
+          <o:OLEObject Type="Embed" ProgID="Equation.DSMT4" ShapeID="_x0000_i1032" DrawAspect="Content" ObjectID="_1837063470" r:id="rId29"/>
         </w:object>
       </w:r>
     </w:p>
@@ -4186,10 +4152,10 @@
           <w:position w:val="-132"/>
         </w:rPr>
         <w:object w:dxaOrig="3300" w:dyaOrig="2780" w14:anchorId="64EEA230">
-          <v:shape id="_x0000_i1031" type="#_x0000_t75" style="width:164.8pt;height:139pt" o:ole="">
+          <v:shape id="_x0000_i1033" type="#_x0000_t75" style="width:164.7pt;height:139.1pt" o:ole="">
             <v:imagedata r:id="rId30" o:title=""/>
           </v:shape>
-          <o:OLEObject Type="Embed" ProgID="Equation.DSMT4" ShapeID="_x0000_i1031" DrawAspect="Content" ObjectID="_1835722198" r:id="rId31"/>
+          <o:OLEObject Type="Embed" ProgID="Equation.DSMT4" ShapeID="_x0000_i1033" DrawAspect="Content" ObjectID="_1837063471" r:id="rId31"/>
         </w:object>
       </w:r>
     </w:p>
@@ -4251,10 +4217,10 @@
           <w:position w:val="-56"/>
         </w:rPr>
         <w:object w:dxaOrig="2620" w:dyaOrig="1260" w14:anchorId="6D7B3CC7">
-          <v:shape id="_x0000_i1032" type="#_x0000_t75" style="width:131.1pt;height:63.25pt" o:ole="">
+          <v:shape id="_x0000_i1034" type="#_x0000_t75" style="width:131.05pt;height:63.2pt" o:ole="">
             <v:imagedata r:id="rId32" o:title=""/>
           </v:shape>
-          <o:OLEObject Type="Embed" ProgID="Equation.DSMT4" ShapeID="_x0000_i1032" DrawAspect="Content" ObjectID="_1835722199" r:id="rId33"/>
+          <o:OLEObject Type="Embed" ProgID="Equation.DSMT4" ShapeID="_x0000_i1034" DrawAspect="Content" ObjectID="_1837063472" r:id="rId33"/>
         </w:object>
       </w:r>
     </w:p>
@@ -5027,355 +4993,331 @@
         <w:t>0</w:t>
       </w:r>
       <w:r>
-        <w:t xml:space="preserve"> и присваивает </w:t>
-      </w:r>
-      <w:r>
-        <w:t>ее</w:t>
+        <w:t xml:space="preserve"> и присваивает ее матрице </w:t>
+      </w:r>
+      <w:r>
+        <w:rPr>
+          <w:b/>
+          <w:bCs/>
+        </w:rPr>
+        <w:t>Q</w:t>
+      </w:r>
+      <w:r>
+        <w:t>.</w:t>
+      </w:r>
+    </w:p>
+    <w:p>
+      <w:pPr>
+        <w:pStyle w:val="2"/>
+      </w:pPr>
+      <w:r>
+        <w:t>Преобразование послед</w:t>
+      </w:r>
+      <w:r>
+        <w:t>ующих</w:t>
+      </w:r>
+      <w:r>
+        <w:t xml:space="preserve"> столбцов и обновление </w:t>
+      </w:r>
+      <w:r>
+        <w:rPr>
+          <w:b/>
+          <w:bCs/>
+        </w:rPr>
+        <w:t>Q</w:t>
+      </w:r>
+    </w:p>
+    <w:p>
+      <w:r>
+        <w:t xml:space="preserve">Следующая часть вычислительного шейдера </w:t>
+      </w:r>
+      <w:r>
+        <w:t>программы</w:t>
+      </w:r>
+      <w:r>
+        <w:t xml:space="preserve"> QR проходит по оставшимся столбцам матрицы </w:t>
+      </w:r>
+      <w:r>
+        <w:rPr>
+          <w:b/>
+          <w:bCs/>
+        </w:rPr>
+        <w:t>A</w:t>
+      </w:r>
+      <w:r>
+        <w:t xml:space="preserve"> и вычисляет векторы Хаусхолдера, необходимые для преобразования </w:t>
+      </w:r>
+      <w:r>
+        <w:rPr>
+          <w:b/>
+          <w:bCs/>
+        </w:rPr>
+        <w:t>A</w:t>
+      </w:r>
+      <w:r>
+        <w:t xml:space="preserve"> в верхнетреугольную матрицу. По мере вычисления каждого вектора Хаусхолдера</w:t>
+      </w:r>
+      <w:r>
+        <w:t>, рассчитывается</w:t>
+      </w:r>
+      <w:r>
+        <w:t xml:space="preserve"> соответствующ</w:t>
+      </w:r>
+      <w:r>
+        <w:t>ая ему</w:t>
+      </w:r>
+      <w:r>
+        <w:t xml:space="preserve"> матриц</w:t>
+      </w:r>
+      <w:r>
+        <w:t>а</w:t>
+      </w:r>
+      <w:r>
+        <w:t xml:space="preserve"> Хаусхолдера</w:t>
       </w:r>
       <w:r>
         <w:t xml:space="preserve"> </w:t>
       </w:r>
       <w:r>
-        <w:t>матрице</w:t>
+        <w:rPr>
+          <w:b/>
+          <w:bCs/>
+          <w:lang w:val="en-US"/>
+        </w:rPr>
+        <w:t>P</w:t>
+      </w:r>
+      <w:r>
+        <w:t xml:space="preserve">, </w:t>
+      </w:r>
+      <w:r>
+        <w:t>которая</w:t>
+      </w:r>
+      <w:r>
+        <w:t xml:space="preserve"> использует</w:t>
+      </w:r>
+      <w:r>
+        <w:t>ся</w:t>
+      </w:r>
+      <w:r>
+        <w:t xml:space="preserve"> для обновления матрицы </w:t>
+      </w:r>
+      <w:r>
+        <w:rPr>
+          <w:b/>
+          <w:bCs/>
+        </w:rPr>
+        <w:t>Q</w:t>
+      </w:r>
+      <w:r>
+        <w:t>.</w:t>
       </w:r>
       <w:r>
         <w:t xml:space="preserve"> </w:t>
       </w:r>
-      <w:r>
-        <w:rPr>
-          <w:b/>
-          <w:bCs/>
+    </w:p>
+    <w:p>
+      <w:r>
+        <w:t xml:space="preserve">Для обновления матрицы </w:t>
+      </w:r>
+      <w:r>
+        <w:rPr>
+          <w:b/>
+          <w:bCs/>
+          <w:lang w:val="en-US"/>
         </w:rPr>
         <w:t>Q</w:t>
       </w:r>
       <w:r>
+        <w:t xml:space="preserve"> использу</w:t>
+      </w:r>
+      <w:r>
+        <w:t>ю</w:t>
+      </w:r>
+      <w:r>
+        <w:t>т</w:t>
+      </w:r>
+      <w:r>
+        <w:t>ся</w:t>
+      </w:r>
+      <w:r>
+        <w:t xml:space="preserve"> три матрицы (</w:t>
+      </w:r>
+      <w:r>
+        <w:rPr>
+          <w:rFonts w:ascii="Courier New" w:hAnsi="Courier New" w:cs="Courier New"/>
+        </w:rPr>
+        <w:t>q_mat</w:t>
+      </w:r>
+      <w:r>
+        <w:t xml:space="preserve">, </w:t>
+      </w:r>
+      <w:r>
+        <w:rPr>
+          <w:rFonts w:ascii="Courier New" w:hAnsi="Courier New" w:cs="Courier New"/>
+        </w:rPr>
+        <w:t>p_mat</w:t>
+      </w:r>
+      <w:r>
+        <w:t xml:space="preserve"> и </w:t>
+      </w:r>
+      <w:r>
+        <w:rPr>
+          <w:rFonts w:ascii="Courier New" w:hAnsi="Courier New" w:cs="Courier New"/>
+        </w:rPr>
+        <w:t>prod_mat</w:t>
+      </w:r>
+      <w:r>
+        <w:t>)</w:t>
+      </w:r>
+      <w:r>
         <w:t>.</w:t>
       </w:r>
-    </w:p>
-    <w:p>
-      <w:pPr>
-        <w:pStyle w:val="2"/>
-      </w:pPr>
-      <w:r>
-        <w:t>Преобразование послед</w:t>
-      </w:r>
-      <w:r>
-        <w:t>ующих</w:t>
-      </w:r>
-      <w:r>
-        <w:t xml:space="preserve"> столбцов и обновление </w:t>
-      </w:r>
-      <w:r>
-        <w:rPr>
-          <w:b/>
-          <w:bCs/>
-        </w:rPr>
-        <w:t>Q</w:t>
-      </w:r>
-    </w:p>
-    <w:p>
-      <w:r>
-        <w:t xml:space="preserve">Следующая часть вычислительного шейдера </w:t>
-      </w:r>
-      <w:r>
-        <w:t>программы</w:t>
-      </w:r>
-      <w:r>
-        <w:t xml:space="preserve"> QR проходит по оставшимся столбцам матрицы </w:t>
-      </w:r>
-      <w:r>
-        <w:rPr>
-          <w:b/>
-          <w:bCs/>
-        </w:rPr>
-        <w:t>A</w:t>
-      </w:r>
-      <w:r>
-        <w:t xml:space="preserve"> и вычисляет векторы Хаусхолдера, необходимые для преобразования </w:t>
-      </w:r>
-      <w:r>
-        <w:rPr>
-          <w:b/>
-          <w:bCs/>
-        </w:rPr>
-        <w:t>A</w:t>
-      </w:r>
-      <w:r>
-        <w:t xml:space="preserve"> в верхнетреугольную матрицу. По мере вычисления каждого вектора Хаусхолдера</w:t>
-      </w:r>
-      <w:r>
-        <w:t>, рассчитывается</w:t>
-      </w:r>
-      <w:r>
-        <w:t xml:space="preserve"> соответствующ</w:t>
-      </w:r>
-      <w:r>
-        <w:t>ая ему</w:t>
-      </w:r>
-      <w:r>
-        <w:t xml:space="preserve"> матриц</w:t>
-      </w:r>
-      <w:r>
-        <w:t>а</w:t>
-      </w:r>
-      <w:r>
-        <w:t xml:space="preserve"> Хаусхолдера</w:t>
-      </w:r>
       <w:r>
         <w:t xml:space="preserve"> </w:t>
       </w:r>
       <w:r>
-        <w:rPr>
-          <w:b/>
-          <w:bCs/>
-          <w:lang w:val="en-US"/>
+        <w:t>О</w:t>
+      </w:r>
+      <w:r>
+        <w:t>бновл</w:t>
+      </w:r>
+      <w:r>
+        <w:t>ение</w:t>
+      </w:r>
+      <w:r>
+        <w:t xml:space="preserve"> </w:t>
+      </w:r>
+      <w:r>
+        <w:rPr>
+          <w:rFonts w:ascii="Courier New" w:hAnsi="Courier New" w:cs="Courier New"/>
+        </w:rPr>
+        <w:t>q_mat</w:t>
+      </w:r>
+      <w:r>
+        <w:t xml:space="preserve"> </w:t>
+      </w:r>
+      <w:r>
+        <w:t xml:space="preserve">происходит </w:t>
+      </w:r>
+      <w:r>
+        <w:t>в три этапа:</w:t>
+      </w:r>
+    </w:p>
+    <w:p>
+      <w:r>
+        <w:t>1.</w:t>
+      </w:r>
+      <w:r>
+        <w:t xml:space="preserve"> После </w:t>
+      </w:r>
+      <w:r>
+        <w:t>вычисл</w:t>
+      </w:r>
+      <w:r>
+        <w:t>ения</w:t>
+      </w:r>
+      <w:r>
+        <w:t xml:space="preserve"> </w:t>
+      </w:r>
+      <w:r>
+        <w:t>значения</w:t>
+      </w:r>
+      <w:r>
+        <w:t xml:space="preserve"> </w:t>
+      </w:r>
+      <w:r>
+        <w:rPr>
+          <w:b/>
+          <w:bCs/>
+        </w:rPr>
+        <w:t>u</w:t>
+      </w:r>
+      <w:r>
+        <w:rPr>
+          <w:vertAlign w:val="subscript"/>
+        </w:rPr>
+        <w:t>k</w:t>
+      </w:r>
+      <w:r>
+        <w:t xml:space="preserve">, </w:t>
+      </w:r>
+      <w:r>
+        <w:t>рассчитывается</w:t>
+      </w:r>
+      <w:r>
+        <w:t xml:space="preserve"> </w:t>
+      </w:r>
+      <w:r>
+        <w:t xml:space="preserve">матрица </w:t>
+      </w:r>
+      <w:r>
+        <w:rPr>
+          <w:b/>
+          <w:bCs/>
         </w:rPr>
         <w:t>P</w:t>
       </w:r>
       <w:r>
-        <w:t xml:space="preserve">, </w:t>
-      </w:r>
-      <w:r>
-        <w:t>которая</w:t>
-      </w:r>
-      <w:r>
-        <w:t xml:space="preserve"> использует</w:t>
-      </w:r>
-      <w:r>
-        <w:t>ся</w:t>
-      </w:r>
-      <w:r>
-        <w:t xml:space="preserve"> для обновления матрицы </w:t>
-      </w:r>
-      <w:r>
-        <w:rPr>
-          <w:b/>
-          <w:bCs/>
-        </w:rPr>
-        <w:t>Q</w:t>
+        <w:rPr>
+          <w:vertAlign w:val="subscript"/>
+        </w:rPr>
+        <w:t>k</w:t>
+      </w:r>
+      <w:r>
+        <w:t xml:space="preserve"> – переменная </w:t>
+      </w:r>
+      <w:r>
+        <w:rPr>
+          <w:rFonts w:ascii="Courier New" w:hAnsi="Courier New" w:cs="Courier New"/>
+        </w:rPr>
+        <w:t>p_mat</w:t>
       </w:r>
       <w:r>
         <w:t>.</w:t>
       </w:r>
+    </w:p>
+    <w:p>
+      <w:r>
+        <w:t>2.</w:t>
+      </w:r>
+      <w:r>
+        <w:t xml:space="preserve"> Рассчитывается</w:t>
+      </w:r>
+      <w:r>
+        <w:t xml:space="preserve"> произведение</w:t>
+      </w:r>
+      <w:r>
+        <w:t xml:space="preserve"> текущей матрицы</w:t>
+      </w:r>
       <w:r>
         <w:t xml:space="preserve"> </w:t>
       </w:r>
-    </w:p>
-    <w:p>
-      <w:r>
-        <w:t xml:space="preserve">Для обновления матрицы </w:t>
-      </w:r>
-      <w:r>
-        <w:rPr>
-          <w:b/>
-          <w:bCs/>
-          <w:lang w:val="en-US"/>
-        </w:rPr>
-        <w:t>Q</w:t>
+      <w:r>
+        <w:rPr>
+          <w:rFonts w:ascii="Courier New" w:hAnsi="Courier New" w:cs="Courier New"/>
+        </w:rPr>
+        <w:t>q_mat</w:t>
+      </w:r>
+      <w:r>
+        <w:t xml:space="preserve"> и</w:t>
+      </w:r>
+      <w:r>
+        <w:t xml:space="preserve"> рассчитанной матрицы</w:t>
       </w:r>
       <w:r>
         <w:t xml:space="preserve"> </w:t>
       </w:r>
       <w:r>
-        <w:t>использу</w:t>
-      </w:r>
-      <w:r>
-        <w:t>ю</w:t>
-      </w:r>
-      <w:r>
-        <w:t>т</w:t>
-      </w:r>
-      <w:r>
-        <w:t>ся</w:t>
-      </w:r>
-      <w:r>
-        <w:t xml:space="preserve"> три матрицы (</w:t>
-      </w:r>
-      <w:r>
         <w:rPr>
           <w:rFonts w:ascii="Courier New" w:hAnsi="Courier New" w:cs="Courier New"/>
         </w:rPr>
-        <w:t>q_mat</w:t>
-      </w:r>
-      <w:r>
-        <w:t xml:space="preserve">, </w:t>
-      </w:r>
-      <w:r>
-        <w:rPr>
-          <w:rFonts w:ascii="Courier New" w:hAnsi="Courier New" w:cs="Courier New"/>
-        </w:rPr>
         <w:t>p_mat</w:t>
       </w:r>
       <w:r>
         <w:t xml:space="preserve"> и </w:t>
       </w:r>
       <w:r>
-        <w:rPr>
-          <w:rFonts w:ascii="Courier New" w:hAnsi="Courier New" w:cs="Courier New"/>
-        </w:rPr>
-        <w:t>prod_mat</w:t>
-      </w:r>
-      <w:r>
-        <w:t>)</w:t>
-      </w:r>
-      <w:r>
-        <w:t>.</w:t>
-      </w:r>
-      <w:r>
-        <w:t xml:space="preserve"> </w:t>
-      </w:r>
-      <w:r>
-        <w:t>О</w:t>
-      </w:r>
-      <w:r>
-        <w:t>бновл</w:t>
-      </w:r>
-      <w:r>
-        <w:t>ение</w:t>
-      </w:r>
-      <w:r>
-        <w:t xml:space="preserve"> </w:t>
-      </w:r>
-      <w:r>
-        <w:rPr>
-          <w:rFonts w:ascii="Courier New" w:hAnsi="Courier New" w:cs="Courier New"/>
-        </w:rPr>
-        <w:t>q_mat</w:t>
-      </w:r>
-      <w:r>
-        <w:t xml:space="preserve"> </w:t>
-      </w:r>
-      <w:r>
-        <w:t xml:space="preserve">происходит </w:t>
-      </w:r>
-      <w:r>
-        <w:t>в три этапа:</w:t>
-      </w:r>
-    </w:p>
-    <w:p>
-      <w:r>
-        <w:t>1.</w:t>
-      </w:r>
-      <w:r>
-        <w:t xml:space="preserve"> После </w:t>
-      </w:r>
-      <w:r>
-        <w:t>вычисл</w:t>
-      </w:r>
-      <w:r>
-        <w:t>ения</w:t>
-      </w:r>
-      <w:r>
-        <w:t xml:space="preserve"> </w:t>
-      </w:r>
-      <w:r>
-        <w:t>значения</w:t>
-      </w:r>
-      <w:r>
-        <w:t xml:space="preserve"> </w:t>
-      </w:r>
-      <w:r>
-        <w:rPr>
-          <w:b/>
-          <w:bCs/>
-        </w:rPr>
-        <w:t>u</w:t>
-      </w:r>
-      <w:r>
-        <w:rPr>
-          <w:vertAlign w:val="subscript"/>
-        </w:rPr>
-        <w:t>k</w:t>
-      </w:r>
-      <w:r>
-        <w:t xml:space="preserve">, </w:t>
-      </w:r>
-      <w:r>
-        <w:t>рассчитывается</w:t>
-      </w:r>
-      <w:r>
-        <w:t xml:space="preserve"> </w:t>
-      </w:r>
-      <w:r>
-        <w:t>матриц</w:t>
-      </w:r>
-      <w:r>
-        <w:t>а</w:t>
-      </w:r>
-      <w:r>
-        <w:t xml:space="preserve"> </w:t>
-      </w:r>
-      <w:r>
-        <w:rPr>
-          <w:b/>
-          <w:bCs/>
-        </w:rPr>
-        <w:t>P</w:t>
-      </w:r>
-      <w:r>
-        <w:rPr>
-          <w:vertAlign w:val="subscript"/>
-        </w:rPr>
-        <w:t>k</w:t>
-      </w:r>
-      <w:r>
-        <w:t xml:space="preserve"> – переменная </w:t>
-      </w:r>
-      <w:r>
-        <w:rPr>
-          <w:rFonts w:ascii="Courier New" w:hAnsi="Courier New" w:cs="Courier New"/>
-        </w:rPr>
-        <w:t>p_mat</w:t>
-      </w:r>
-      <w:r>
-        <w:t>.</w:t>
-      </w:r>
-    </w:p>
-    <w:p>
-      <w:r>
-        <w:t>2.</w:t>
-      </w:r>
-      <w:r>
-        <w:t xml:space="preserve"> Рассчитывается</w:t>
-      </w:r>
-      <w:r>
-        <w:t xml:space="preserve"> произведение</w:t>
-      </w:r>
-      <w:r>
-        <w:t xml:space="preserve"> текущей матрицы</w:t>
-      </w:r>
-      <w:r>
-        <w:t xml:space="preserve"> </w:t>
-      </w:r>
-      <w:r>
-        <w:rPr>
-          <w:rFonts w:ascii="Courier New" w:hAnsi="Courier New" w:cs="Courier New"/>
-        </w:rPr>
-        <w:t>q_mat</w:t>
-      </w:r>
-      <w:r>
-        <w:t xml:space="preserve"> и</w:t>
-      </w:r>
-      <w:r>
-        <w:t xml:space="preserve"> рассчитанной матрицы</w:t>
-      </w:r>
-      <w:r>
-        <w:t xml:space="preserve"> </w:t>
-      </w:r>
-      <w:r>
-        <w:rPr>
-          <w:rFonts w:ascii="Courier New" w:hAnsi="Courier New" w:cs="Courier New"/>
-        </w:rPr>
-        <w:t>p_mat</w:t>
-      </w:r>
-      <w:r>
-        <w:t xml:space="preserve"> и </w:t>
-      </w:r>
-      <w:r>
-        <w:t>результат</w:t>
-      </w:r>
-      <w:r>
-        <w:t xml:space="preserve"> записывается</w:t>
+        <w:t>результат записывается</w:t>
       </w:r>
       <w:r>
         <w:t xml:space="preserve"> в </w:t>
@@ -5533,26 +5475,14 @@
     </w:p>
     <w:p>
       <w:r>
-        <w:t xml:space="preserve">О распараллеливании </w:t>
-      </w:r>
-      <w:r>
-        <w:t>прямого и обратного хода алгоритма Гаусса</w:t>
-      </w:r>
-      <w:r>
-        <w:t xml:space="preserve"> можно прочитать на стр. 275</w:t>
+        <w:t>О распараллеливании прямого и обратного хода алгоритма Гаусса можно прочитать на стр. 275</w:t>
       </w:r>
       <w:r>
         <w:noBreakHyphen/>
         <w:t xml:space="preserve">282 книги </w:t>
       </w:r>
       <w:r>
-        <w:t>В.П. Гергель.</w:t>
-      </w:r>
-      <w:r>
-        <w:t xml:space="preserve"> </w:t>
-      </w:r>
-      <w:r>
-        <w:t>Теория и практика параллельных вычислений</w:t>
+        <w:t>В.П. Гергель. Теория и практика параллельных вычислений</w:t>
       </w:r>
       <w:r>
         <w:t>.</w:t>
@@ -5570,19 +5500,7 @@
           <w:rPr>
             <w:rStyle w:val="a6"/>
           </w:rPr>
-          <w:t>https://psv4.userapi.com/s/v1/d/kzPBEBp9DV-KeHe-ffrnuOKgRPgMVBq-1pBFzbL1QyhRtxaS1DOQ9XECubV</w:t>
-        </w:r>
-        <w:r>
-          <w:rPr>
-            <w:rStyle w:val="a6"/>
-          </w:rPr>
-          <w:t>K</w:t>
-        </w:r>
-        <w:r>
-          <w:rPr>
-            <w:rStyle w:val="a6"/>
-          </w:rPr>
-          <w:t>r7by1L2nZ1cKC4cx2trsXHqzCrLti0kXFXaqOCobHuY6oZkUr6I2WnhmRg/teoriya_i_praktika_parallel_nykh_vychisleniy.pdf</w:t>
+          <w:t>https://psv4.userapi.com/s/v1/d/kzPBEBp9DV-KeHe-ffrnuOKgRPgMVBq-1pBFzbL1QyhRtxaS1DOQ9XECubVKr7by1L2nZ1cKC4cx2trsXHqzCrLti0kXFXaqOCobHuY6oZkUr6I2WnhmRg/teoriya_i_praktika_parallel_nykh_vychisleniy.pdf</w:t>
         </w:r>
       </w:hyperlink>
     </w:p>

--- a/Лабораторные работы/64/2/2.docx
+++ b/Лабораторные работы/64/2/2.docx
@@ -153,6 +153,7 @@
         </w:rPr>
         <w:t xml:space="preserve">й с помощью </w:t>
       </w:r>
+      <w:proofErr w:type="spellStart"/>
       <w:r>
         <w:rPr>
           <w:rStyle w:val="a4"/>
@@ -163,6 +164,7 @@
         <w:t>WebGPU</w:t>
       </w:r>
       <w:bookmarkEnd w:id="0"/>
+      <w:proofErr w:type="spellEnd"/>
     </w:p>
     <w:sdt>
       <w:sdtPr>
@@ -446,7 +448,15 @@
         <w:t>хорошо</w:t>
       </w:r>
       <w:r>
-        <w:t xml:space="preserve"> подходят для реализации с помощью WebGPU.</w:t>
+        <w:t xml:space="preserve"> подходят для реализации с помощью </w:t>
+      </w:r>
+      <w:proofErr w:type="spellStart"/>
+      <w:r>
+        <w:t>WebGPU</w:t>
+      </w:r>
+      <w:proofErr w:type="spellEnd"/>
+      <w:r>
+        <w:t>.</w:t>
       </w:r>
     </w:p>
     <w:p>
@@ -525,7 +535,15 @@
         <w:jc w:val="both"/>
       </w:pPr>
       <w:r>
-        <w:t>Программа Transpose демонстрирует, как можно выполнить транспонирование. Она разбивает матрицу на блоки 4х4, а затем каждому вызову назначается блок на диагонали или выше.</w:t>
+        <w:t xml:space="preserve">Программа </w:t>
+      </w:r>
+      <w:proofErr w:type="spellStart"/>
+      <w:r>
+        <w:t>Transpose</w:t>
+      </w:r>
+      <w:proofErr w:type="spellEnd"/>
+      <w:r>
+        <w:t xml:space="preserve"> демонстрирует, как можно выполнить транспонирование. Она разбивает матрицу на блоки 4х4, а затем каждому вызову назначается блок на диагонали или выше.</w:t>
       </w:r>
     </w:p>
     <w:p>
@@ -636,14 +654,27 @@
       <w:r>
         <w:t xml:space="preserve"> с именами </w:t>
       </w:r>
+      <w:proofErr w:type="spellStart"/>
       <w:r>
         <w:rPr>
           <w:rFonts w:ascii="Courier New" w:hAnsi="Courier New" w:cs="Courier New"/>
         </w:rPr>
         <w:t>src_mat</w:t>
       </w:r>
-      <w:r>
-        <w:t xml:space="preserve"> и dst_mat. Во время выполнения вычислительного шейдера вызов выполняет восемь шагов:</w:t>
+      <w:proofErr w:type="spellEnd"/>
+      <w:r>
+        <w:t xml:space="preserve"> и </w:t>
+      </w:r>
+      <w:proofErr w:type="spellStart"/>
+      <w:r>
+        <w:rPr>
+          <w:rFonts w:ascii="Courier New" w:hAnsi="Courier New" w:cs="Courier New"/>
+        </w:rPr>
+        <w:t>dst_mat</w:t>
+      </w:r>
+      <w:proofErr w:type="spellEnd"/>
+      <w:r>
+        <w:t>. Во время выполнения вычислительного шейдера вызов выполняет восемь шагов:</w:t>
       </w:r>
     </w:p>
     <w:p>
@@ -671,12 +702,14 @@
       <w:r>
         <w:t xml:space="preserve">Он считывает значения из своего блока в матрицу </w:t>
       </w:r>
+      <w:proofErr w:type="spellStart"/>
       <w:r>
         <w:rPr>
           <w:rFonts w:ascii="Courier New" w:hAnsi="Courier New" w:cs="Courier New"/>
         </w:rPr>
         <w:t>src_mat</w:t>
       </w:r>
+      <w:proofErr w:type="spellEnd"/>
       <w:r>
         <w:t>.</w:t>
       </w:r>
@@ -694,12 +727,14 @@
         <w:lastRenderedPageBreak/>
         <w:t xml:space="preserve">Он вызывает функцию транспонирования WGSL для выполнения транспонирования </w:t>
       </w:r>
+      <w:proofErr w:type="spellStart"/>
       <w:r>
         <w:rPr>
           <w:rFonts w:ascii="Courier New" w:hAnsi="Courier New" w:cs="Courier New"/>
         </w:rPr>
         <w:t>src_mat</w:t>
       </w:r>
+      <w:proofErr w:type="spellEnd"/>
       <w:r>
         <w:t>.</w:t>
       </w:r>
@@ -716,12 +751,14 @@
       <w:r>
         <w:t xml:space="preserve">Если блок находится на диагонали, вызов сохраняет </w:t>
       </w:r>
+      <w:proofErr w:type="spellStart"/>
       <w:r>
         <w:rPr>
           <w:rFonts w:ascii="Courier New" w:hAnsi="Courier New" w:cs="Courier New"/>
         </w:rPr>
         <w:t>src_mat</w:t>
       </w:r>
+      <w:proofErr w:type="spellEnd"/>
       <w:r>
         <w:t xml:space="preserve"> в местоположении исходного блока. После этого его обработка завершена.</w:t>
       </w:r>
@@ -738,12 +775,14 @@
       <w:r>
         <w:t xml:space="preserve">Если блок не находится на диагонали, вызов считывает значения из противоположного блока в матрицу </w:t>
       </w:r>
+      <w:proofErr w:type="spellStart"/>
       <w:r>
         <w:rPr>
           <w:rFonts w:ascii="Courier New" w:hAnsi="Courier New" w:cs="Courier New"/>
         </w:rPr>
         <w:t>dst_mat</w:t>
       </w:r>
+      <w:proofErr w:type="spellEnd"/>
       <w:r>
         <w:t>.</w:t>
       </w:r>
@@ -763,12 +802,14 @@
       <w:r>
         <w:t> </w:t>
       </w:r>
+      <w:proofErr w:type="spellStart"/>
       <w:r>
         <w:rPr>
           <w:rFonts w:ascii="Courier New" w:hAnsi="Courier New" w:cs="Courier New"/>
         </w:rPr>
         <w:t>dst_mat</w:t>
       </w:r>
+      <w:proofErr w:type="spellEnd"/>
       <w:r>
         <w:t>.</w:t>
       </w:r>
@@ -785,12 +826,14 @@
       <w:r>
         <w:t xml:space="preserve">Сохраняется </w:t>
       </w:r>
+      <w:proofErr w:type="spellStart"/>
       <w:r>
         <w:rPr>
           <w:rFonts w:ascii="Courier New" w:hAnsi="Courier New" w:cs="Courier New"/>
         </w:rPr>
         <w:t>dst_mat</w:t>
       </w:r>
+      <w:proofErr w:type="spellEnd"/>
       <w:r>
         <w:t xml:space="preserve"> в местоположении исходного блока.</w:t>
       </w:r>
@@ -807,12 +850,14 @@
       <w:r>
         <w:t xml:space="preserve">Сохраняется </w:t>
       </w:r>
+      <w:proofErr w:type="spellStart"/>
       <w:r>
         <w:rPr>
           <w:rFonts w:ascii="Courier New" w:hAnsi="Courier New" w:cs="Courier New"/>
         </w:rPr>
         <w:t>src_mat</w:t>
       </w:r>
+      <w:proofErr w:type="spellEnd"/>
       <w:r>
         <w:t xml:space="preserve"> в местоположении противоположного блока.</w:t>
       </w:r>
@@ -907,7 +952,15 @@
         <w:t xml:space="preserve"> программа</w:t>
       </w:r>
       <w:r>
-        <w:t xml:space="preserve"> MatrixMult вычисляет транспонированную матрицу </w:t>
+        <w:t xml:space="preserve"> </w:t>
+      </w:r>
+      <w:proofErr w:type="spellStart"/>
+      <w:r>
+        <w:t>MatrixMult</w:t>
+      </w:r>
+      <w:proofErr w:type="spellEnd"/>
+      <w:r>
+        <w:t xml:space="preserve"> вычисляет транспонированную матрицу </w:t>
       </w:r>
       <w:r>
         <w:rPr>
@@ -1175,7 +1228,15 @@
         <w:jc w:val="both"/>
       </w:pPr>
       <w:r>
-        <w:t>Программа MatrixMult умножает две матрицы 16x16 (</w:t>
+        <w:t xml:space="preserve">Программа </w:t>
+      </w:r>
+      <w:proofErr w:type="spellStart"/>
+      <w:r>
+        <w:t>MatrixMult</w:t>
+      </w:r>
+      <w:proofErr w:type="spellEnd"/>
+      <w:r>
+        <w:t xml:space="preserve"> умножает две матрицы 16x16 (</w:t>
       </w:r>
       <w:r>
         <w:rPr>
@@ -1285,8 +1346,13 @@
         <w:t>Преобразование</w:t>
       </w:r>
       <w:r>
-        <w:t xml:space="preserve"> Хаусхолдера</w:t>
-      </w:r>
+        <w:t xml:space="preserve"> </w:t>
+      </w:r>
+      <w:proofErr w:type="spellStart"/>
+      <w:r>
+        <w:t>Хаусхолдера</w:t>
+      </w:r>
+      <w:proofErr w:type="spellEnd"/>
     </w:p>
     <w:p>
       <w:pPr>
@@ -1416,7 +1482,15 @@
         <w:jc w:val="both"/>
       </w:pPr>
       <w:r>
-        <w:t>Преобразование Хаусхолдера отражает вектор относительно области, перпендикулярной другому вектору.</w:t>
+        <w:t xml:space="preserve">Преобразование </w:t>
+      </w:r>
+      <w:proofErr w:type="spellStart"/>
+      <w:r>
+        <w:t>Хаусхолдера</w:t>
+      </w:r>
+      <w:proofErr w:type="spellEnd"/>
+      <w:r>
+        <w:t xml:space="preserve"> отражает вектор относительно области, перпендикулярной другому вектору.</w:t>
       </w:r>
       <w:r>
         <w:t xml:space="preserve"> </w:t>
@@ -1960,10 +2034,10 @@
             <v:path o:extrusionok="f" gradientshapeok="t" o:connecttype="rect"/>
             <o:lock v:ext="edit" aspectratio="t"/>
           </v:shapetype>
-          <v:shape id="_x0000_i1025" type="#_x0000_t75" style="width:211.85pt;height:87pt" o:ole="">
+          <v:shape id="_x0000_i1025" type="#_x0000_t75" style="width:212.25pt;height:87pt" o:ole="">
             <v:imagedata r:id="rId12" o:title=""/>
           </v:shape>
-          <o:OLEObject Type="Embed" ProgID="Equation.DSMT4" ShapeID="_x0000_i1025" DrawAspect="Content" ObjectID="_1837063463" r:id="rId13"/>
+          <o:OLEObject Type="Embed" ProgID="Equation.DSMT4" ShapeID="_x0000_i1025" DrawAspect="Content" ObjectID="_1837170421" r:id="rId13"/>
         </w:object>
       </w:r>
       <w:r>
@@ -1990,9 +2064,11 @@
       <w:r>
         <w:t xml:space="preserve"> и матрицы </w:t>
       </w:r>
+      <w:proofErr w:type="spellStart"/>
       <w:r>
         <w:t>Хаусхолдера</w:t>
       </w:r>
+      <w:proofErr w:type="spellEnd"/>
     </w:p>
     <w:p>
       <w:pPr>
@@ -2048,10 +2124,10 @@
           <w:position w:val="-78"/>
         </w:rPr>
         <w:object w:dxaOrig="5780" w:dyaOrig="1700" w14:anchorId="3E282FEA">
-          <v:shape id="_x0000_i1026" type="#_x0000_t75" style="width:288.8pt;height:84.95pt" o:ole="">
+          <v:shape id="_x0000_i1026" type="#_x0000_t75" style="width:288.75pt;height:84.75pt" o:ole="">
             <v:imagedata r:id="rId14" o:title=""/>
           </v:shape>
-          <o:OLEObject Type="Embed" ProgID="Equation.DSMT4" ShapeID="_x0000_i1026" DrawAspect="Content" ObjectID="_1837063464" r:id="rId15"/>
+          <o:OLEObject Type="Embed" ProgID="Equation.DSMT4" ShapeID="_x0000_i1026" DrawAspect="Content" ObjectID="_1837170422" r:id="rId15"/>
         </w:object>
       </w:r>
     </w:p>
@@ -2068,6 +2144,7 @@
       <w:r>
         <w:t xml:space="preserve"> </w:t>
       </w:r>
+      <w:proofErr w:type="spellStart"/>
       <w:r>
         <w:rPr>
           <w:b/>
@@ -2088,6 +2165,7 @@
         </w:rPr>
         <w:t>x</w:t>
       </w:r>
+      <w:proofErr w:type="spellEnd"/>
       <w:r>
         <w:t xml:space="preserve"> замени</w:t>
       </w:r>
@@ -2103,6 +2181,7 @@
       <w:r>
         <w:t xml:space="preserve"> </w:t>
       </w:r>
+      <w:proofErr w:type="spellStart"/>
       <w:r>
         <w:rPr>
           <w:b/>
@@ -2125,6 +2204,7 @@
         </w:rPr>
         <w:t>x</w:t>
       </w:r>
+      <w:proofErr w:type="spellEnd"/>
       <w:r>
         <w:t xml:space="preserve">, </w:t>
       </w:r>
@@ -2147,10 +2227,10 @@
           <w:position w:val="-40"/>
         </w:rPr>
         <w:object w:dxaOrig="6680" w:dyaOrig="960" w14:anchorId="57B9516A">
-          <v:shape id="_x0000_i1027" type="#_x0000_t75" style="width:334.35pt;height:47.9pt" o:ole="">
+          <v:shape id="_x0000_i1027" type="#_x0000_t75" style="width:334.5pt;height:48pt" o:ole="">
             <v:imagedata r:id="rId16" o:title=""/>
           </v:shape>
-          <o:OLEObject Type="Embed" ProgID="Equation.DSMT4" ShapeID="_x0000_i1027" DrawAspect="Content" ObjectID="_1837063465" r:id="rId17"/>
+          <o:OLEObject Type="Embed" ProgID="Equation.DSMT4" ShapeID="_x0000_i1027" DrawAspect="Content" ObjectID="_1837170423" r:id="rId17"/>
         </w:object>
       </w:r>
     </w:p>
@@ -2177,10 +2257,10 @@
           <w:position w:val="-42"/>
         </w:rPr>
         <w:object w:dxaOrig="2700" w:dyaOrig="980" w14:anchorId="2AC6F83D">
-          <v:shape id="_x0000_i1028" type="#_x0000_t75" style="width:135.2pt;height:49.2pt" o:ole="">
+          <v:shape id="_x0000_i1028" type="#_x0000_t75" style="width:135pt;height:49.5pt" o:ole="">
             <v:imagedata r:id="rId18" o:title=""/>
           </v:shape>
-          <o:OLEObject Type="Embed" ProgID="Equation.DSMT4" ShapeID="_x0000_i1028" DrawAspect="Content" ObjectID="_1837063466" r:id="rId19"/>
+          <o:OLEObject Type="Embed" ProgID="Equation.DSMT4" ShapeID="_x0000_i1028" DrawAspect="Content" ObjectID="_1837170424" r:id="rId19"/>
         </w:object>
       </w:r>
       <w:r>
@@ -2210,7 +2290,23 @@
         <w:t>а</w:t>
       </w:r>
       <w:r>
-        <w:t xml:space="preserve"> Алстоном Хаусхолдером, поэтому </w:t>
+        <w:t xml:space="preserve"> </w:t>
+      </w:r>
+      <w:proofErr w:type="spellStart"/>
+      <w:r>
+        <w:t>Алстоном</w:t>
+      </w:r>
+      <w:proofErr w:type="spellEnd"/>
+      <w:r>
+        <w:t xml:space="preserve"> </w:t>
+      </w:r>
+      <w:proofErr w:type="spellStart"/>
+      <w:r>
+        <w:t>Хаусхолдером</w:t>
+      </w:r>
+      <w:proofErr w:type="spellEnd"/>
+      <w:r>
+        <w:t xml:space="preserve">, поэтому </w:t>
       </w:r>
       <w:r>
         <w:rPr>
@@ -2221,7 +2317,15 @@
         <w:t>u</w:t>
       </w:r>
       <w:r>
-        <w:t xml:space="preserve"> называется вектором Хаусхолдера, а </w:t>
+        <w:t xml:space="preserve"> называется вектором </w:t>
+      </w:r>
+      <w:proofErr w:type="spellStart"/>
+      <w:r>
+        <w:t>Хаусхолдера</w:t>
+      </w:r>
+      <w:proofErr w:type="spellEnd"/>
+      <w:r>
+        <w:t xml:space="preserve">, а </w:t>
       </w:r>
       <w:r>
         <w:rPr>
@@ -2232,7 +2336,15 @@
         <w:t>P</w:t>
       </w:r>
       <w:r>
-        <w:t xml:space="preserve"> — матрицей Хаусхолдера. </w:t>
+        <w:t xml:space="preserve"> — матрицей </w:t>
+      </w:r>
+      <w:proofErr w:type="spellStart"/>
+      <w:r>
+        <w:t>Хаусхолдера</w:t>
+      </w:r>
+      <w:proofErr w:type="spellEnd"/>
+      <w:r>
+        <w:t xml:space="preserve">. </w:t>
       </w:r>
       <w:r>
         <w:t>Операция отражения, представленная</w:t>
@@ -2252,7 +2364,15 @@
         <w:t>P</w:t>
       </w:r>
       <w:r>
-        <w:t>, называется преобразованием Хаусхолдера.</w:t>
+        <w:t xml:space="preserve">, называется преобразованием </w:t>
+      </w:r>
+      <w:proofErr w:type="spellStart"/>
+      <w:r>
+        <w:t>Хаусхолдера</w:t>
+      </w:r>
+      <w:proofErr w:type="spellEnd"/>
+      <w:r>
+        <w:t>.</w:t>
       </w:r>
     </w:p>
     <w:p>
@@ -2293,10 +2413,10 @@
           <w:position w:val="-36"/>
         </w:rPr>
         <w:object w:dxaOrig="460" w:dyaOrig="859" w14:anchorId="01DC044D">
-          <v:shape id="_x0000_i1029" type="#_x0000_t75" style="width:22.8pt;height:43.25pt" o:ole="">
+          <v:shape id="_x0000_i1029" type="#_x0000_t75" style="width:22.5pt;height:43.5pt" o:ole="">
             <v:imagedata r:id="rId20" o:title=""/>
           </v:shape>
-          <o:OLEObject Type="Embed" ProgID="Equation.DSMT4" ShapeID="_x0000_i1029" DrawAspect="Content" ObjectID="_1837063467" r:id="rId21"/>
+          <o:OLEObject Type="Embed" ProgID="Equation.DSMT4" ShapeID="_x0000_i1029" DrawAspect="Content" ObjectID="_1837170425" r:id="rId21"/>
         </w:object>
       </w:r>
       <w:r>
@@ -2315,6 +2435,7 @@
       <w:r>
         <w:t xml:space="preserve">Вычислить матрицу </w:t>
       </w:r>
+      <w:proofErr w:type="spellStart"/>
       <w:r>
         <w:rPr>
           <w:b/>
@@ -2330,6 +2451,7 @@
         </w:rPr>
         <w:t>T</w:t>
       </w:r>
+      <w:proofErr w:type="spellEnd"/>
       <w:r>
         <w:t>.</w:t>
       </w:r>
@@ -2384,14 +2506,32 @@
         <w:jc w:val="both"/>
       </w:pPr>
       <w:r>
-        <w:t xml:space="preserve">Вычислительный шейдер в проекте Reflection показывает, как это можно реализовать на WebGPU. Два входных вектора — это </w:t>
-      </w:r>
+        <w:t xml:space="preserve">Вычислительный шейдер в проекте </w:t>
+      </w:r>
+      <w:proofErr w:type="spellStart"/>
+      <w:r>
+        <w:t>Reflection</w:t>
+      </w:r>
+      <w:proofErr w:type="spellEnd"/>
+      <w:r>
+        <w:t xml:space="preserve"> показывает, как это можно реализовать на </w:t>
+      </w:r>
+      <w:proofErr w:type="spellStart"/>
+      <w:r>
+        <w:t>WebGPU</w:t>
+      </w:r>
+      <w:proofErr w:type="spellEnd"/>
+      <w:r>
+        <w:t xml:space="preserve">. Два входных вектора — это </w:t>
+      </w:r>
+      <w:proofErr w:type="spellStart"/>
       <w:r>
         <w:rPr>
           <w:rFonts w:ascii="Courier New" w:hAnsi="Courier New" w:cs="Courier New"/>
         </w:rPr>
         <w:t>x_vec</w:t>
       </w:r>
+      <w:proofErr w:type="spellEnd"/>
       <w:r>
         <w:t xml:space="preserve">, равный </w:t>
       </w:r>
@@ -2404,12 +2544,14 @@
       <w:r>
         <w:t xml:space="preserve">, и </w:t>
       </w:r>
+      <w:proofErr w:type="spellStart"/>
       <w:r>
         <w:rPr>
           <w:rFonts w:ascii="Courier New" w:hAnsi="Courier New" w:cs="Courier New"/>
         </w:rPr>
         <w:t>u_vec</w:t>
       </w:r>
+      <w:proofErr w:type="spellEnd"/>
       <w:r>
         <w:t xml:space="preserve">, равный </w:t>
       </w:r>
@@ -2422,21 +2564,25 @@
       <w:r>
         <w:t xml:space="preserve">. Поскольку </w:t>
       </w:r>
+      <w:proofErr w:type="spellStart"/>
       <w:r>
         <w:rPr>
           <w:rFonts w:ascii="Courier New" w:hAnsi="Courier New" w:cs="Courier New"/>
         </w:rPr>
         <w:t>u_vec</w:t>
       </w:r>
+      <w:proofErr w:type="spellEnd"/>
       <w:r>
         <w:t xml:space="preserve"> перпендикулярен гиперплоскости x-z-w, отражение </w:t>
       </w:r>
+      <w:proofErr w:type="spellStart"/>
       <w:r>
         <w:rPr>
           <w:rFonts w:ascii="Courier New" w:hAnsi="Courier New" w:cs="Courier New"/>
         </w:rPr>
         <w:t>x_vec</w:t>
       </w:r>
+      <w:proofErr w:type="spellEnd"/>
       <w:r>
         <w:t xml:space="preserve"> можно определить визуально: </w:t>
       </w:r>
@@ -2467,6 +2613,7 @@
       <w:r>
         <w:t>(</w:t>
       </w:r>
+      <w:proofErr w:type="spellStart"/>
       <w:r>
         <w:rPr>
           <w:b/>
@@ -2474,6 +2621,7 @@
         </w:rPr>
         <w:t>Px</w:t>
       </w:r>
+      <w:proofErr w:type="spellEnd"/>
       <w:r>
         <w:t xml:space="preserve">) = </w:t>
       </w:r>
@@ -2538,7 +2686,15 @@
         <w:jc w:val="both"/>
       </w:pPr>
       <w:r>
-        <w:t xml:space="preserve">Необходимо также затронуть еще один момент, касающийся преобразования Хаусхолдера. </w:t>
+        <w:t xml:space="preserve">Необходимо также затронуть еще один момент, касающийся преобразования </w:t>
+      </w:r>
+      <w:proofErr w:type="spellStart"/>
+      <w:r>
+        <w:t>Хаусхолдера</w:t>
+      </w:r>
+      <w:proofErr w:type="spellEnd"/>
+      <w:r>
+        <w:t xml:space="preserve">. </w:t>
       </w:r>
       <w:r>
         <w:t>Пусть</w:t>
@@ -2877,7 +3033,15 @@
         <w:t>Q</w:t>
       </w:r>
       <w:r>
-        <w:t xml:space="preserve"> и верхнетреугольную матрицу </w:t>
+        <w:t xml:space="preserve"> и </w:t>
+      </w:r>
+      <w:proofErr w:type="spellStart"/>
+      <w:r>
+        <w:t>верхнетреугольную</w:t>
+      </w:r>
+      <w:proofErr w:type="spellEnd"/>
+      <w:r>
+        <w:t xml:space="preserve"> матрицу </w:t>
       </w:r>
       <w:r>
         <w:rPr>
@@ -2887,7 +3051,15 @@
         <w:t>R</w:t>
       </w:r>
       <w:r>
-        <w:t>. Матрица является верхнетреугольной, если каждый элемент ниже главной диагонали равен нулю.</w:t>
+        <w:t xml:space="preserve">. Матрица является </w:t>
+      </w:r>
+      <w:proofErr w:type="spellStart"/>
+      <w:r>
+        <w:t>верхнетреугольной</w:t>
+      </w:r>
+      <w:proofErr w:type="spellEnd"/>
+      <w:r>
+        <w:t>, если каждый элемент ниже главной диагонали равен нулю.</w:t>
       </w:r>
     </w:p>
     <w:p>
@@ -3048,7 +3220,15 @@
         <w:t>A</w:t>
       </w:r>
       <w:r>
-        <w:t xml:space="preserve">, в верхнетреугольную матрицу </w:t>
+        <w:t xml:space="preserve">, в </w:t>
+      </w:r>
+      <w:proofErr w:type="spellStart"/>
+      <w:r>
+        <w:t>верхнетреугольную</w:t>
+      </w:r>
+      <w:proofErr w:type="spellEnd"/>
+      <w:r>
+        <w:t xml:space="preserve"> матрицу </w:t>
       </w:r>
       <w:r>
         <w:rPr>
@@ -3058,8 +3238,17 @@
         <w:t>R</w:t>
       </w:r>
       <w:r>
-        <w:t xml:space="preserve"> основан на преобразованиях Хаусхолдера. Этот метод вычисляет векторы </w:t>
-      </w:r>
+        <w:t xml:space="preserve"> основан на преобразованиях </w:t>
+      </w:r>
+      <w:proofErr w:type="spellStart"/>
+      <w:r>
+        <w:t>Хаусхолдера</w:t>
+      </w:r>
+      <w:proofErr w:type="spellEnd"/>
+      <w:r>
+        <w:t xml:space="preserve">. Этот метод вычисляет векторы </w:t>
+      </w:r>
+      <w:proofErr w:type="spellStart"/>
       <w:r>
         <w:rPr>
           <w:b/>
@@ -3073,6 +3262,7 @@
         </w:rPr>
         <w:t>k</w:t>
       </w:r>
+      <w:proofErr w:type="spellEnd"/>
       <w:r>
         <w:t xml:space="preserve">, необходимые для преобразования столбцов матрицы </w:t>
       </w:r>
@@ -3094,7 +3284,23 @@
         <w:t>R</w:t>
       </w:r>
       <w:r>
-        <w:t xml:space="preserve">. После получения векторов Хаусхолдера этот метод вычисляет соответствующие им матрицы Хаусхолдера и перемножает их. Полученная объединенная матрица — это </w:t>
+        <w:t xml:space="preserve">. После получения векторов </w:t>
+      </w:r>
+      <w:proofErr w:type="spellStart"/>
+      <w:r>
+        <w:t>Хаусхолдера</w:t>
+      </w:r>
+      <w:proofErr w:type="spellEnd"/>
+      <w:r>
+        <w:t xml:space="preserve"> этот метод вычисляет соответствующие им матрицы </w:t>
+      </w:r>
+      <w:proofErr w:type="spellStart"/>
+      <w:r>
+        <w:t>Хаусхолдера</w:t>
+      </w:r>
+      <w:proofErr w:type="spellEnd"/>
+      <w:r>
+        <w:t xml:space="preserve"> и перемножает их. Полученная объединенная матрица — это </w:t>
       </w:r>
       <w:r>
         <w:rPr>
@@ -3337,8 +3543,17 @@
         <w:jc w:val="both"/>
       </w:pPr>
       <w:r>
-        <w:t xml:space="preserve">Построить матрицу Хаусхолдера </w:t>
-      </w:r>
+        <w:t xml:space="preserve">Построить матрицу </w:t>
+      </w:r>
+      <w:proofErr w:type="spellStart"/>
+      <w:r>
+        <w:t>Хаусхолдера</w:t>
+      </w:r>
+      <w:proofErr w:type="spellEnd"/>
+      <w:r>
+        <w:t xml:space="preserve"> </w:t>
+      </w:r>
+      <w:proofErr w:type="spellStart"/>
       <w:r>
         <w:rPr>
           <w:b/>
@@ -3352,9 +3567,11 @@
         </w:rPr>
         <w:t>k</w:t>
       </w:r>
+      <w:proofErr w:type="spellEnd"/>
       <w:r>
         <w:t xml:space="preserve"> для каждого вектора </w:t>
       </w:r>
+      <w:proofErr w:type="spellStart"/>
       <w:r>
         <w:rPr>
           <w:b/>
@@ -3368,6 +3585,7 @@
         </w:rPr>
         <w:t>k</w:t>
       </w:r>
+      <w:proofErr w:type="spellEnd"/>
       <w:r>
         <w:t>.</w:t>
       </w:r>
@@ -3408,7 +3626,15 @@
         <w:t>Перемножить</w:t>
       </w:r>
       <w:r>
-        <w:t xml:space="preserve"> матрицы Хаусхолдера, чтобы получить матрицу </w:t>
+        <w:t xml:space="preserve"> матрицы </w:t>
+      </w:r>
+      <w:proofErr w:type="spellStart"/>
+      <w:r>
+        <w:t>Хаусхолдера</w:t>
+      </w:r>
+      <w:proofErr w:type="spellEnd"/>
+      <w:r>
+        <w:t xml:space="preserve">, чтобы получить матрицу </w:t>
       </w:r>
       <w:r>
         <w:rPr>
@@ -3426,7 +3652,15 @@
         <w:pStyle w:val="2"/>
       </w:pPr>
       <w:r>
-        <w:t xml:space="preserve">Нахождение векторов Хаусхолдера и </w:t>
+        <w:t xml:space="preserve">Нахождение векторов </w:t>
+      </w:r>
+      <w:proofErr w:type="spellStart"/>
+      <w:r>
+        <w:t>Хаусхолдера</w:t>
+      </w:r>
+      <w:proofErr w:type="spellEnd"/>
+      <w:r>
+        <w:t xml:space="preserve"> и </w:t>
       </w:r>
       <w:r>
         <w:rPr>
@@ -3441,7 +3675,23 @@
         <w:jc w:val="both"/>
       </w:pPr>
       <w:r>
-        <w:t xml:space="preserve">Нам уже известно как найти вектор Хаусхолдера </w:t>
+        <w:t xml:space="preserve">Нам уже </w:t>
+      </w:r>
+      <w:proofErr w:type="gramStart"/>
+      <w:r>
+        <w:t>известно</w:t>
+      </w:r>
+      <w:proofErr w:type="gramEnd"/>
+      <w:r>
+        <w:t xml:space="preserve"> как найти вектор </w:t>
+      </w:r>
+      <w:proofErr w:type="spellStart"/>
+      <w:r>
+        <w:t>Хаусхолдера</w:t>
+      </w:r>
+      <w:proofErr w:type="spellEnd"/>
+      <w:r>
+        <w:t xml:space="preserve"> </w:t>
       </w:r>
       <w:r>
         <w:rPr>
@@ -3473,6 +3723,7 @@
       <w:r>
         <w:t xml:space="preserve">′. Мы можем использовать этот метод для определения векторов </w:t>
       </w:r>
+      <w:proofErr w:type="spellStart"/>
       <w:r>
         <w:rPr>
           <w:b/>
@@ -3486,9 +3737,11 @@
         </w:rPr>
         <w:t>k</w:t>
       </w:r>
+      <w:proofErr w:type="spellEnd"/>
       <w:r>
         <w:t xml:space="preserve">, которые преобразуют столбцы </w:t>
       </w:r>
+      <w:proofErr w:type="spellStart"/>
       <w:r>
         <w:rPr>
           <w:b/>
@@ -3502,6 +3755,7 @@
         </w:rPr>
         <w:t>k</w:t>
       </w:r>
+      <w:proofErr w:type="spellEnd"/>
       <w:r>
         <w:t xml:space="preserve"> на рис. </w:t>
       </w:r>
@@ -3511,6 +3765,7 @@
       <w:r>
         <w:t xml:space="preserve"> в их отражения </w:t>
       </w:r>
+      <w:proofErr w:type="spellStart"/>
       <w:r>
         <w:rPr>
           <w:b/>
@@ -3524,9 +3779,11 @@
         </w:rPr>
         <w:t>k</w:t>
       </w:r>
+      <w:proofErr w:type="spellEnd"/>
       <w:r>
         <w:t xml:space="preserve">′. Но как определить значения ненулевых компонентов каждого </w:t>
       </w:r>
+      <w:proofErr w:type="spellStart"/>
       <w:r>
         <w:rPr>
           <w:b/>
@@ -3540,6 +3797,7 @@
         </w:rPr>
         <w:t>k</w:t>
       </w:r>
+      <w:proofErr w:type="spellEnd"/>
       <w:r>
         <w:t xml:space="preserve">′. Это несложно, если помнить, что, поскольку </w:t>
       </w:r>
@@ -3579,7 +3837,15 @@
         <w:t>A</w:t>
       </w:r>
       <w:r>
-        <w:t xml:space="preserve"> имеет три строки и три столбца. Требуется найти два вектора Хаусхолдера, </w:t>
+        <w:t xml:space="preserve"> имеет три строки и три столбца. Требуется найти два вектора </w:t>
+      </w:r>
+      <w:proofErr w:type="spellStart"/>
+      <w:r>
+        <w:t>Хаусхолдера</w:t>
+      </w:r>
+      <w:proofErr w:type="spellEnd"/>
+      <w:r>
+        <w:t xml:space="preserve">, </w:t>
       </w:r>
       <w:r>
         <w:rPr>
@@ -3631,7 +3897,15 @@
         <w:t>A</w:t>
       </w:r>
       <w:r>
-        <w:t xml:space="preserve"> станет верхнетреугольной.</w:t>
+        <w:t xml:space="preserve"> станет </w:t>
+      </w:r>
+      <w:proofErr w:type="spellStart"/>
+      <w:r>
+        <w:t>верхнетреугольной</w:t>
+      </w:r>
+      <w:proofErr w:type="spellEnd"/>
+      <w:r>
+        <w:t>.</w:t>
       </w:r>
     </w:p>
     <w:p>
@@ -3646,10 +3920,10 @@
           <w:position w:val="-56"/>
         </w:rPr>
         <w:object w:dxaOrig="2480" w:dyaOrig="1260" w14:anchorId="7F4119EF">
-          <v:shape id="_x0000_i1030" type="#_x0000_t75" style="width:124.05pt;height:63.2pt" o:ole="">
+          <v:shape id="_x0000_i1030" type="#_x0000_t75" style="width:123.75pt;height:63pt" o:ole="">
             <v:imagedata r:id="rId24" o:title=""/>
           </v:shape>
-          <o:OLEObject Type="Embed" ProgID="Equation.DSMT4" ShapeID="_x0000_i1030" DrawAspect="Content" ObjectID="_1837063468" r:id="rId25"/>
+          <o:OLEObject Type="Embed" ProgID="Equation.DSMT4" ShapeID="_x0000_i1030" DrawAspect="Content" ObjectID="_1837170426" r:id="rId25"/>
         </w:object>
       </w:r>
     </w:p>
@@ -3854,10 +4128,10 @@
           <w:position w:val="-124"/>
         </w:rPr>
         <w:object w:dxaOrig="3519" w:dyaOrig="2620" w14:anchorId="68C58ABA">
-          <v:shape id="_x0000_i1031" type="#_x0000_t75" style="width:176.1pt;height:131.05pt" o:ole="">
+          <v:shape id="_x0000_i1031" type="#_x0000_t75" style="width:176.25pt;height:131.25pt" o:ole="">
             <v:imagedata r:id="rId26" o:title=""/>
           </v:shape>
-          <o:OLEObject Type="Embed" ProgID="Equation.DSMT4" ShapeID="_x0000_i1031" DrawAspect="Content" ObjectID="_1837063469" r:id="rId27"/>
+          <o:OLEObject Type="Embed" ProgID="Equation.DSMT4" ShapeID="_x0000_i1031" DrawAspect="Content" ObjectID="_1837170427" r:id="rId27"/>
         </w:object>
       </w:r>
     </w:p>
@@ -3981,10 +4255,10 @@
           <w:position w:val="-56"/>
         </w:rPr>
         <w:object w:dxaOrig="2140" w:dyaOrig="1260" w14:anchorId="6C11C988">
-          <v:shape id="_x0000_i1032" type="#_x0000_t75" style="width:106.95pt;height:63.2pt" o:ole="">
+          <v:shape id="_x0000_i1032" type="#_x0000_t75" style="width:107.25pt;height:63pt" o:ole="">
             <v:imagedata r:id="rId28" o:title=""/>
           </v:shape>
-          <o:OLEObject Type="Embed" ProgID="Equation.DSMT4" ShapeID="_x0000_i1032" DrawAspect="Content" ObjectID="_1837063470" r:id="rId29"/>
+          <o:OLEObject Type="Embed" ProgID="Equation.DSMT4" ShapeID="_x0000_i1032" DrawAspect="Content" ObjectID="_1837170428" r:id="rId29"/>
         </w:object>
       </w:r>
     </w:p>
@@ -4121,7 +4395,15 @@
         <w:t>1</w:t>
       </w:r>
       <w:r>
-        <w:t xml:space="preserve">′ к длине подвектора, содержащего два нижних элемента </w:t>
+        <w:t xml:space="preserve">′ к длине </w:t>
+      </w:r>
+      <w:proofErr w:type="spellStart"/>
+      <w:r>
+        <w:t>подвектора</w:t>
+      </w:r>
+      <w:proofErr w:type="spellEnd"/>
+      <w:r>
+        <w:t xml:space="preserve">, содержащего два нижних элемента </w:t>
       </w:r>
       <w:r>
         <w:rPr>
@@ -4152,10 +4434,10 @@
           <w:position w:val="-132"/>
         </w:rPr>
         <w:object w:dxaOrig="3300" w:dyaOrig="2780" w14:anchorId="64EEA230">
-          <v:shape id="_x0000_i1033" type="#_x0000_t75" style="width:164.7pt;height:139.1pt" o:ole="">
+          <v:shape id="_x0000_i1033" type="#_x0000_t75" style="width:165pt;height:139.5pt" o:ole="">
             <v:imagedata r:id="rId30" o:title=""/>
           </v:shape>
-          <o:OLEObject Type="Embed" ProgID="Equation.DSMT4" ShapeID="_x0000_i1033" DrawAspect="Content" ObjectID="_1837063471" r:id="rId31"/>
+          <o:OLEObject Type="Embed" ProgID="Equation.DSMT4" ShapeID="_x0000_i1033" DrawAspect="Content" ObjectID="_1837170429" r:id="rId31"/>
         </w:object>
       </w:r>
     </w:p>
@@ -4217,10 +4499,10 @@
           <w:position w:val="-56"/>
         </w:rPr>
         <w:object w:dxaOrig="2620" w:dyaOrig="1260" w14:anchorId="6D7B3CC7">
-          <v:shape id="_x0000_i1034" type="#_x0000_t75" style="width:131.05pt;height:63.2pt" o:ole="">
+          <v:shape id="_x0000_i1034" type="#_x0000_t75" style="width:131.25pt;height:63pt" o:ole="">
             <v:imagedata r:id="rId32" o:title=""/>
           </v:shape>
-          <o:OLEObject Type="Embed" ProgID="Equation.DSMT4" ShapeID="_x0000_i1034" DrawAspect="Content" ObjectID="_1837063472" r:id="rId33"/>
+          <o:OLEObject Type="Embed" ProgID="Equation.DSMT4" ShapeID="_x0000_i1034" DrawAspect="Content" ObjectID="_1837170430" r:id="rId33"/>
         </w:object>
       </w:r>
     </w:p>
@@ -4331,8 +4613,17 @@
       </w:r>
       <w:r>
         <w:lastRenderedPageBreak/>
-        <w:t xml:space="preserve">что нам не нужно преобразовывать столбцы, которые уже были преобразованы — после вычисления вектора Хаусхолдера </w:t>
-      </w:r>
+        <w:t xml:space="preserve">что нам не нужно преобразовывать столбцы, которые уже были преобразованы — после вычисления вектора </w:t>
+      </w:r>
+      <w:proofErr w:type="spellStart"/>
+      <w:r>
+        <w:t>Хаусхолдера</w:t>
+      </w:r>
+      <w:proofErr w:type="spellEnd"/>
+      <w:r>
+        <w:t xml:space="preserve"> </w:t>
+      </w:r>
+      <w:proofErr w:type="spellStart"/>
       <w:r>
         <w:rPr>
           <w:b/>
@@ -4346,9 +4637,11 @@
         </w:rPr>
         <w:t>k</w:t>
       </w:r>
+      <w:proofErr w:type="spellEnd"/>
       <w:r>
         <w:t xml:space="preserve"> нам нужно найти только отражения для столбцов </w:t>
       </w:r>
+      <w:proofErr w:type="spellStart"/>
       <w:r>
         <w:rPr>
           <w:b/>
@@ -4362,6 +4655,7 @@
         </w:rPr>
         <w:t>k</w:t>
       </w:r>
+      <w:proofErr w:type="spellEnd"/>
       <w:r>
         <w:t xml:space="preserve"> и </w:t>
       </w:r>
@@ -4387,8 +4681,13 @@
         <w:t>A</w:t>
       </w:r>
       <w:r>
-        <w:t xml:space="preserve"> становится верхнетреугольной</w:t>
-      </w:r>
+        <w:t xml:space="preserve"> становится </w:t>
+      </w:r>
+      <w:proofErr w:type="spellStart"/>
+      <w:r>
+        <w:t>верхнетреугольной</w:t>
+      </w:r>
+      <w:proofErr w:type="spellEnd"/>
       <w:r>
         <w:t xml:space="preserve"> и обозначается </w:t>
       </w:r>
@@ -4687,8 +4986,13 @@
       <w:r>
         <w:t xml:space="preserve"> </w:t>
       </w:r>
-      <w:r>
-        <w:t>взаимообратны.</w:t>
+      <w:proofErr w:type="spellStart"/>
+      <w:r>
+        <w:t>взаимообратны</w:t>
+      </w:r>
+      <w:proofErr w:type="spellEnd"/>
+      <w:r>
+        <w:t>.</w:t>
       </w:r>
     </w:p>
     <w:p>
@@ -4721,28 +5025,40 @@
       <w:r>
         <w:t xml:space="preserve"> осуществляет QR-разложение матрицы размером 32х32. Приложение генерирует один вызов для каждого столбца матрицы. Все вызовы принадлежат одной рабочей группе, поэтому можно использовать </w:t>
       </w:r>
+      <w:proofErr w:type="spellStart"/>
       <w:r>
         <w:rPr>
           <w:rFonts w:ascii="Courier New" w:hAnsi="Courier New" w:cs="Courier New"/>
         </w:rPr>
         <w:t>storageBarrier</w:t>
       </w:r>
+      <w:proofErr w:type="spellEnd"/>
       <w:r>
         <w:t xml:space="preserve"> и </w:t>
       </w:r>
+      <w:proofErr w:type="spellStart"/>
       <w:r>
         <w:rPr>
           <w:rFonts w:ascii="Courier New" w:hAnsi="Courier New" w:cs="Courier New"/>
         </w:rPr>
         <w:t>workgroupBarrier</w:t>
       </w:r>
+      <w:proofErr w:type="spellEnd"/>
       <w:r>
         <w:t xml:space="preserve"> для синхронизации их доступа к памяти хранилища и рабочей группы.</w:t>
       </w:r>
     </w:p>
     <w:p>
       <w:r>
-        <w:t>Основная сложность программы связана с хранением и умножением матриц Хаусхолдера, необходимых для формирования матрицы</w:t>
+        <w:t xml:space="preserve">Основная сложность программы связана с хранением и умножением матриц </w:t>
+      </w:r>
+      <w:proofErr w:type="spellStart"/>
+      <w:r>
+        <w:t>Хаусхолдера</w:t>
+      </w:r>
+      <w:proofErr w:type="spellEnd"/>
+      <w:r>
+        <w:t>, необходимых для формирования матрицы</w:t>
       </w:r>
       <w:r>
         <w:t xml:space="preserve"> </w:t>
@@ -4852,7 +5168,15 @@
         <w:t>Q</w:t>
       </w:r>
       <w:r>
-        <w:t xml:space="preserve"> с каждой новой матрицей Хаусхолдера.</w:t>
+        <w:t xml:space="preserve"> с каждой новой матрицей </w:t>
+      </w:r>
+      <w:proofErr w:type="spellStart"/>
+      <w:r>
+        <w:t>Хаусхолдера</w:t>
+      </w:r>
+      <w:proofErr w:type="spellEnd"/>
+      <w:r>
+        <w:t>.</w:t>
       </w:r>
     </w:p>
     <w:p>
@@ -4872,7 +5196,15 @@
     </w:p>
     <w:p>
       <w:r>
-        <w:t xml:space="preserve">Вычислительный шейдер в проекте QR вычисляет первый вектор Хаусхолдера, </w:t>
+        <w:t xml:space="preserve">Вычислительный шейдер в проекте QR вычисляет первый вектор </w:t>
+      </w:r>
+      <w:proofErr w:type="spellStart"/>
+      <w:r>
+        <w:t>Хаусхолдера</w:t>
+      </w:r>
+      <w:proofErr w:type="spellEnd"/>
+      <w:r>
+        <w:t xml:space="preserve">, </w:t>
       </w:r>
       <w:r>
         <w:rPr>
@@ -4888,7 +5220,15 @@
         <w:t>0</w:t>
       </w:r>
       <w:r>
-        <w:t xml:space="preserve">, необходимый для преобразования первого столбца в столбец верхнетреугольной матрицы. </w:t>
+        <w:t xml:space="preserve">, необходимый для преобразования первого столбца в столбец </w:t>
+      </w:r>
+      <w:proofErr w:type="spellStart"/>
+      <w:r>
+        <w:t>верхнетреугольной</w:t>
+      </w:r>
+      <w:proofErr w:type="spellEnd"/>
+      <w:r>
+        <w:t xml:space="preserve"> матрицы. </w:t>
       </w:r>
       <w:r>
         <w:t>Для этого он</w:t>
@@ -4961,7 +5301,15 @@
         <w:t>шейдер</w:t>
       </w:r>
       <w:r>
-        <w:t xml:space="preserve"> создает матрицу Хаусхолдера, </w:t>
+        <w:t xml:space="preserve"> создает матрицу </w:t>
+      </w:r>
+      <w:proofErr w:type="spellStart"/>
+      <w:r>
+        <w:t>Хаусхолдера</w:t>
+      </w:r>
+      <w:proofErr w:type="spellEnd"/>
+      <w:r>
+        <w:t xml:space="preserve">, </w:t>
       </w:r>
       <w:r>
         <w:rPr>
@@ -5045,7 +5393,15 @@
         <w:t>A</w:t>
       </w:r>
       <w:r>
-        <w:t xml:space="preserve"> и вычисляет векторы Хаусхолдера, необходимые для преобразования </w:t>
+        <w:t xml:space="preserve"> и вычисляет векторы </w:t>
+      </w:r>
+      <w:proofErr w:type="spellStart"/>
+      <w:r>
+        <w:t>Хаусхолдера</w:t>
+      </w:r>
+      <w:proofErr w:type="spellEnd"/>
+      <w:r>
+        <w:t xml:space="preserve">, необходимые для преобразования </w:t>
       </w:r>
       <w:r>
         <w:rPr>
@@ -5055,8 +5411,21 @@
         <w:t>A</w:t>
       </w:r>
       <w:r>
-        <w:t xml:space="preserve"> в верхнетреугольную матрицу. По мере вычисления каждого вектора Хаусхолдера</w:t>
-      </w:r>
+        <w:t xml:space="preserve"> в </w:t>
+      </w:r>
+      <w:proofErr w:type="spellStart"/>
+      <w:r>
+        <w:t>верхнетреугольную</w:t>
+      </w:r>
+      <w:proofErr w:type="spellEnd"/>
+      <w:r>
+        <w:t xml:space="preserve"> матрицу. По мере вычисления каждого вектора </w:t>
+      </w:r>
+      <w:proofErr w:type="spellStart"/>
+      <w:r>
+        <w:t>Хаусхолдера</w:t>
+      </w:r>
+      <w:proofErr w:type="spellEnd"/>
       <w:r>
         <w:t>, рассчитывается</w:t>
       </w:r>
@@ -5073,11 +5442,16 @@
         <w:t>а</w:t>
       </w:r>
       <w:r>
-        <w:t xml:space="preserve"> Хаусхолдера</w:t>
-      </w:r>
-      <w:r>
         <w:t xml:space="preserve"> </w:t>
       </w:r>
+      <w:proofErr w:type="spellStart"/>
+      <w:r>
+        <w:t>Хаусхолдера</w:t>
+      </w:r>
+      <w:proofErr w:type="spellEnd"/>
+      <w:r>
+        <w:t xml:space="preserve"> </w:t>
+      </w:r>
       <w:r>
         <w:rPr>
           <w:b/>
@@ -5142,30 +5516,36 @@
       <w:r>
         <w:t xml:space="preserve"> три матрицы (</w:t>
       </w:r>
+      <w:proofErr w:type="spellStart"/>
       <w:r>
         <w:rPr>
           <w:rFonts w:ascii="Courier New" w:hAnsi="Courier New" w:cs="Courier New"/>
         </w:rPr>
         <w:t>q_mat</w:t>
       </w:r>
+      <w:proofErr w:type="spellEnd"/>
       <w:r>
         <w:t xml:space="preserve">, </w:t>
       </w:r>
+      <w:proofErr w:type="spellStart"/>
       <w:r>
         <w:rPr>
           <w:rFonts w:ascii="Courier New" w:hAnsi="Courier New" w:cs="Courier New"/>
         </w:rPr>
         <w:t>p_mat</w:t>
       </w:r>
+      <w:proofErr w:type="spellEnd"/>
       <w:r>
         <w:t xml:space="preserve"> и </w:t>
       </w:r>
+      <w:proofErr w:type="spellStart"/>
       <w:r>
         <w:rPr>
           <w:rFonts w:ascii="Courier New" w:hAnsi="Courier New" w:cs="Courier New"/>
         </w:rPr>
         <w:t>prod_mat</w:t>
       </w:r>
+      <w:proofErr w:type="spellEnd"/>
       <w:r>
         <w:t>)</w:t>
       </w:r>
@@ -5187,12 +5567,14 @@
       <w:r>
         <w:t xml:space="preserve"> </w:t>
       </w:r>
+      <w:proofErr w:type="spellStart"/>
       <w:r>
         <w:rPr>
           <w:rFonts w:ascii="Courier New" w:hAnsi="Courier New" w:cs="Courier New"/>
         </w:rPr>
         <w:t>q_mat</w:t>
       </w:r>
+      <w:proofErr w:type="spellEnd"/>
       <w:r>
         <w:t xml:space="preserve"> </w:t>
       </w:r>
@@ -5225,6 +5607,7 @@
       <w:r>
         <w:t xml:space="preserve"> </w:t>
       </w:r>
+      <w:proofErr w:type="spellStart"/>
       <w:r>
         <w:rPr>
           <w:b/>
@@ -5238,6 +5621,7 @@
         </w:rPr>
         <w:t>k</w:t>
       </w:r>
+      <w:proofErr w:type="spellEnd"/>
       <w:r>
         <w:t xml:space="preserve">, </w:t>
       </w:r>
@@ -5250,6 +5634,7 @@
       <w:r>
         <w:t xml:space="preserve">матрица </w:t>
       </w:r>
+      <w:proofErr w:type="spellStart"/>
       <w:r>
         <w:rPr>
           <w:b/>
@@ -5263,15 +5648,18 @@
         </w:rPr>
         <w:t>k</w:t>
       </w:r>
+      <w:proofErr w:type="spellEnd"/>
       <w:r>
         <w:t xml:space="preserve"> – переменная </w:t>
       </w:r>
+      <w:proofErr w:type="spellStart"/>
       <w:r>
         <w:rPr>
           <w:rFonts w:ascii="Courier New" w:hAnsi="Courier New" w:cs="Courier New"/>
         </w:rPr>
         <w:t>p_mat</w:t>
       </w:r>
+      <w:proofErr w:type="spellEnd"/>
       <w:r>
         <w:t>.</w:t>
       </w:r>
@@ -5292,12 +5680,14 @@
       <w:r>
         <w:t xml:space="preserve"> </w:t>
       </w:r>
+      <w:proofErr w:type="spellStart"/>
       <w:r>
         <w:rPr>
           <w:rFonts w:ascii="Courier New" w:hAnsi="Courier New" w:cs="Courier New"/>
         </w:rPr>
         <w:t>q_mat</w:t>
       </w:r>
+      <w:proofErr w:type="spellEnd"/>
       <w:r>
         <w:t xml:space="preserve"> и</w:t>
       </w:r>
@@ -5307,12 +5697,14 @@
       <w:r>
         <w:t xml:space="preserve"> </w:t>
       </w:r>
+      <w:proofErr w:type="spellStart"/>
       <w:r>
         <w:rPr>
           <w:rFonts w:ascii="Courier New" w:hAnsi="Courier New" w:cs="Courier New"/>
         </w:rPr>
         <w:t>p_mat</w:t>
       </w:r>
+      <w:proofErr w:type="spellEnd"/>
       <w:r>
         <w:t xml:space="preserve"> и </w:t>
       </w:r>
@@ -5322,12 +5714,14 @@
       <w:r>
         <w:t xml:space="preserve"> в </w:t>
       </w:r>
+      <w:proofErr w:type="spellStart"/>
       <w:r>
         <w:rPr>
           <w:rFonts w:ascii="Courier New" w:hAnsi="Courier New" w:cs="Courier New"/>
         </w:rPr>
         <w:t>prod_mat</w:t>
       </w:r>
+      <w:proofErr w:type="spellEnd"/>
       <w:r>
         <w:t>.</w:t>
       </w:r>
@@ -5342,12 +5736,14 @@
       <w:r>
         <w:t xml:space="preserve">лементы </w:t>
       </w:r>
+      <w:proofErr w:type="spellStart"/>
       <w:r>
         <w:rPr>
           <w:rFonts w:ascii="Courier New" w:hAnsi="Courier New" w:cs="Courier New"/>
         </w:rPr>
         <w:t>prod_mat</w:t>
       </w:r>
+      <w:proofErr w:type="spellEnd"/>
       <w:r>
         <w:t xml:space="preserve"> </w:t>
       </w:r>
@@ -5357,12 +5753,14 @@
       <w:r>
         <w:t xml:space="preserve">в </w:t>
       </w:r>
+      <w:proofErr w:type="spellStart"/>
       <w:r>
         <w:rPr>
           <w:rFonts w:ascii="Courier New" w:hAnsi="Courier New" w:cs="Courier New"/>
         </w:rPr>
         <w:t>q_mat</w:t>
       </w:r>
+      <w:proofErr w:type="spellEnd"/>
       <w:r>
         <w:t>.</w:t>
       </w:r>
@@ -5380,7 +5778,15 @@
         <w:t>k</w:t>
       </w:r>
       <w:r>
-        <w:t>–1 матриц Хаусхолдера.</w:t>
+        <w:t xml:space="preserve">–1 матриц </w:t>
+      </w:r>
+      <w:proofErr w:type="spellStart"/>
+      <w:r>
+        <w:t>Хаусхолдера</w:t>
+      </w:r>
+      <w:proofErr w:type="spellEnd"/>
+      <w:r>
+        <w:t>.</w:t>
       </w:r>
     </w:p>
     <w:p>
@@ -5405,7 +5811,15 @@
         <w:t>R</w:t>
       </w:r>
       <w:r>
-        <w:t xml:space="preserve">. После окончательного умножения матриц Хаусхолдера результирующая матрица преобразования будет </w:t>
+        <w:t xml:space="preserve">. После окончательного умножения матриц </w:t>
+      </w:r>
+      <w:proofErr w:type="spellStart"/>
+      <w:r>
+        <w:t>Хаусхолдера</w:t>
+      </w:r>
+      <w:proofErr w:type="spellEnd"/>
+      <w:r>
+        <w:t xml:space="preserve"> результирующая матрица преобразования будет </w:t>
       </w:r>
       <w:r>
         <w:rPr>
@@ -5482,7 +5896,15 @@
         <w:t xml:space="preserve">282 книги </w:t>
       </w:r>
       <w:r>
-        <w:t>В.П. Гергель. Теория и практика параллельных вычислений</w:t>
+        <w:t xml:space="preserve">В.П. </w:t>
+      </w:r>
+      <w:proofErr w:type="spellStart"/>
+      <w:r>
+        <w:t>Гергель</w:t>
+      </w:r>
+      <w:proofErr w:type="spellEnd"/>
+      <w:r>
+        <w:t>. Теория и практика параллельных вычислений</w:t>
       </w:r>
       <w:r>
         <w:t>.</w:t>
